--- a/Knowledge/3-Work knowledge/1-Software Engineering/2-Testing/5-My Source/1-ISTQB Foundation Level/5-Test Management/1-Phases of the Software Testing Life Cycle (STLC)/10-Test Completion.docx
+++ b/Knowledge/3-Work knowledge/1-Software Engineering/2-Testing/5-My Source/1-ISTQB Foundation Level/5-Test Management/1-Phases of the Software Testing Life Cycle (STLC)/10-Test Completion.docx
@@ -36,51 +36,77 @@
       </w:pPr>
       <w:r>
         <w:rPr>
-          <w:b/>
-          <w:shd w:val="clear" w:color="auto" w:fill="B7B7B7"/>
-        </w:rPr>
-        <w:t># Source</w:t>
-      </w:r>
-      <w:r>
-        <w:rPr>
-          <w:shd w:val="clear" w:color="auto" w:fill="B7B7B7"/>
-        </w:rPr>
-        <w:t xml:space="preserve">: </w:t>
-      </w:r>
-      <w:r>
-        <w:rPr>
-          <w:b/>
-          <w:shd w:val="clear" w:color="auto" w:fill="B7B7B7"/>
-        </w:rPr>
-        <w:t xml:space="preserve">Chatgpt </w:t>
-      </w:r>
-      <w:r>
-        <w:rPr>
-          <w:b/>
-          <w:sz w:val="14"/>
-          <w:szCs w:val="14"/>
-          <w:shd w:val="clear" w:color="auto" w:fill="B7B7B7"/>
-        </w:rPr>
-        <w:t>(GPT</w:t>
-      </w:r>
-      <w:r>
-        <w:rPr>
-          <w:rFonts w:ascii="Cambria Math" w:hAnsi="Cambria Math" w:cs="Cambria Math"/>
-          <w:b/>
-          <w:sz w:val="14"/>
-          <w:szCs w:val="14"/>
-          <w:shd w:val="clear" w:color="auto" w:fill="B7B7B7"/>
+          <w:rFonts w:ascii="Arial" w:eastAsia="Arial" w:hAnsi="Arial" w:cs="Arial"/>
+          <w:b/>
+          <w:color w:val="000000"/>
+          <w:sz w:val="18"/>
+          <w:highlight w:val="lightGray"/>
+        </w:rPr>
+        <w:t># Source: AI Source: Provided by: [Data Path</w:t>
+      </w:r>
+      <w:r>
+        <w:rPr>
+          <w:rFonts w:ascii="Arial" w:eastAsia="Arial" w:hAnsi="Arial" w:cs="Arial"/>
+          <w:color w:val="000000"/>
+          <w:sz w:val="18"/>
+          <w:highlight w:val="lightGray"/>
+        </w:rPr>
+        <w:t xml:space="preserve">: Persons Table -&gt; ID Column: 1, Name_En Column: Motasem Essam] -&gt; </w:t>
+      </w:r>
+      <w:r>
+        <w:rPr>
+          <w:rFonts w:ascii="Arial" w:eastAsia="Arial" w:hAnsi="Arial" w:cs="Arial"/>
+          <w:b/>
+          <w:color w:val="000000"/>
+          <w:sz w:val="18"/>
+          <w:highlight w:val="lightGray"/>
+        </w:rPr>
+        <w:t>From:</w:t>
+      </w:r>
+      <w:r>
+        <w:rPr>
+          <w:rFonts w:ascii="Arial" w:eastAsia="Arial" w:hAnsi="Arial" w:cs="Arial"/>
+          <w:color w:val="000000"/>
+          <w:sz w:val="18"/>
+          <w:highlight w:val="lightGray"/>
+        </w:rPr>
+        <w:t xml:space="preserve"> [Chatgpt (GPT</w:t>
+      </w:r>
+      <w:r>
+        <w:rPr>
+          <w:rFonts w:ascii="Arial" w:eastAsia="Arial" w:hAnsi="Arial" w:cs="Cambria Math"/>
+          <w:color w:val="000000"/>
+          <w:sz w:val="18"/>
+          <w:highlight w:val="lightGray"/>
         </w:rPr>
         <w:t>‑</w:t>
       </w:r>
       <w:r>
         <w:rPr>
-          <w:b/>
-          <w:sz w:val="14"/>
-          <w:szCs w:val="14"/>
-          <w:shd w:val="clear" w:color="auto" w:fill="B7B7B7"/>
-        </w:rPr>
-        <w:t>5 Mini) at [8/18/2025]</w:t>
+          <w:rFonts w:ascii="Arial" w:eastAsia="Arial" w:hAnsi="Arial" w:cs="Arial"/>
+          <w:color w:val="000000"/>
+          <w:sz w:val="18"/>
+          <w:highlight w:val="lightGray"/>
+        </w:rPr>
+        <w:t xml:space="preserve">5 Mini)] </w:t>
+      </w:r>
+      <w:r>
+        <w:rPr>
+          <w:rFonts w:ascii="Arial" w:eastAsia="Arial" w:hAnsi="Arial" w:cs="Arial"/>
+          <w:b/>
+          <w:color w:val="000000"/>
+          <w:sz w:val="18"/>
+          <w:highlight w:val="lightGray"/>
+        </w:rPr>
+        <w:t>on</w:t>
+      </w:r>
+      <w:r>
+        <w:rPr>
+          <w:rFonts w:ascii="Arial" w:eastAsia="Arial" w:hAnsi="Arial"/>
+          <w:sz w:val="18"/>
+          <w:highlight w:val="lightGray"/>
+        </w:rPr>
+        <w:t xml:space="preserve"> [8/18/2025]</w:t>
       </w:r>
     </w:p>
     <w:p>
@@ -146,7 +172,7 @@
     </w:p>
     <w:p>
       <w:r>
-        <w:pict w14:anchorId="5AAEB8D0">
+        <w:pict w14:anchorId="787C65E3">
           <v:rect id="_x0000_i1025" style="width:0;height:1.5pt" o:hralign="center" o:hrstd="t" o:hr="t" fillcolor="#a0a0a0" stroked="f"/>
         </w:pict>
       </w:r>
@@ -170,51 +196,77 @@
       </w:pPr>
       <w:r>
         <w:rPr>
-          <w:b/>
-          <w:shd w:val="clear" w:color="auto" w:fill="B7B7B7"/>
-        </w:rPr>
-        <w:t># Source</w:t>
-      </w:r>
-      <w:r>
-        <w:rPr>
-          <w:shd w:val="clear" w:color="auto" w:fill="B7B7B7"/>
-        </w:rPr>
-        <w:t xml:space="preserve">: </w:t>
-      </w:r>
-      <w:r>
-        <w:rPr>
-          <w:b/>
-          <w:shd w:val="clear" w:color="auto" w:fill="B7B7B7"/>
-        </w:rPr>
-        <w:t xml:space="preserve">Chatgpt </w:t>
-      </w:r>
-      <w:r>
-        <w:rPr>
-          <w:b/>
-          <w:sz w:val="14"/>
-          <w:szCs w:val="14"/>
-          <w:shd w:val="clear" w:color="auto" w:fill="B7B7B7"/>
-        </w:rPr>
-        <w:t>(GPT</w:t>
-      </w:r>
-      <w:r>
-        <w:rPr>
-          <w:rFonts w:ascii="Cambria Math" w:hAnsi="Cambria Math" w:cs="Cambria Math"/>
-          <w:b/>
-          <w:sz w:val="14"/>
-          <w:szCs w:val="14"/>
-          <w:shd w:val="clear" w:color="auto" w:fill="B7B7B7"/>
+          <w:rFonts w:ascii="Arial" w:eastAsia="Arial" w:hAnsi="Arial" w:cs="Arial"/>
+          <w:b/>
+          <w:color w:val="000000"/>
+          <w:sz w:val="18"/>
+          <w:highlight w:val="lightGray"/>
+        </w:rPr>
+        <w:t># Source: AI Source: Provided by: [Data Path</w:t>
+      </w:r>
+      <w:r>
+        <w:rPr>
+          <w:rFonts w:ascii="Arial" w:eastAsia="Arial" w:hAnsi="Arial" w:cs="Arial"/>
+          <w:color w:val="000000"/>
+          <w:sz w:val="18"/>
+          <w:highlight w:val="lightGray"/>
+        </w:rPr>
+        <w:t xml:space="preserve">: Persons Table -&gt; ID Column: 1, Name_En Column: Motasem Essam] -&gt; </w:t>
+      </w:r>
+      <w:r>
+        <w:rPr>
+          <w:rFonts w:ascii="Arial" w:eastAsia="Arial" w:hAnsi="Arial" w:cs="Arial"/>
+          <w:b/>
+          <w:color w:val="000000"/>
+          <w:sz w:val="18"/>
+          <w:highlight w:val="lightGray"/>
+        </w:rPr>
+        <w:t>From:</w:t>
+      </w:r>
+      <w:r>
+        <w:rPr>
+          <w:rFonts w:ascii="Arial" w:eastAsia="Arial" w:hAnsi="Arial" w:cs="Arial"/>
+          <w:color w:val="000000"/>
+          <w:sz w:val="18"/>
+          <w:highlight w:val="lightGray"/>
+        </w:rPr>
+        <w:t xml:space="preserve"> [Chatgpt (GPT</w:t>
+      </w:r>
+      <w:r>
+        <w:rPr>
+          <w:rFonts w:ascii="Arial" w:eastAsia="Arial" w:hAnsi="Arial" w:cs="Cambria Math"/>
+          <w:color w:val="000000"/>
+          <w:sz w:val="18"/>
+          <w:highlight w:val="lightGray"/>
         </w:rPr>
         <w:t>‑</w:t>
       </w:r>
       <w:r>
         <w:rPr>
-          <w:b/>
-          <w:sz w:val="14"/>
-          <w:szCs w:val="14"/>
-          <w:shd w:val="clear" w:color="auto" w:fill="B7B7B7"/>
-        </w:rPr>
-        <w:t>5 Mini) at [8/18/2025]</w:t>
+          <w:rFonts w:ascii="Arial" w:eastAsia="Arial" w:hAnsi="Arial" w:cs="Arial"/>
+          <w:color w:val="000000"/>
+          <w:sz w:val="18"/>
+          <w:highlight w:val="lightGray"/>
+        </w:rPr>
+        <w:t xml:space="preserve">5 Mini)] </w:t>
+      </w:r>
+      <w:r>
+        <w:rPr>
+          <w:rFonts w:ascii="Arial" w:eastAsia="Arial" w:hAnsi="Arial" w:cs="Arial"/>
+          <w:b/>
+          <w:color w:val="000000"/>
+          <w:sz w:val="18"/>
+          <w:highlight w:val="lightGray"/>
+        </w:rPr>
+        <w:t>on</w:t>
+      </w:r>
+      <w:r>
+        <w:rPr>
+          <w:rFonts w:ascii="Arial" w:eastAsia="Arial" w:hAnsi="Arial"/>
+          <w:sz w:val="18"/>
+          <w:highlight w:val="lightGray"/>
+        </w:rPr>
+        <w:t xml:space="preserve"> [8/18/2025]</w:t>
       </w:r>
     </w:p>
     <w:p>
@@ -223,7 +275,7 @@
           <w:ilvl w:val="0"/>
           <w:numId w:val="1"/>
         </w:numPr>
-        <w:spacing w:before="240"/>
+        <w:spacing w:before="240" w:after="0" w:line="276" w:lineRule="auto"/>
         <w:rPr>
           <w:rFonts w:ascii="Roboto Mono" w:eastAsia="Roboto Mono" w:hAnsi="Roboto Mono" w:cs="Roboto Mono"/>
         </w:rPr>
@@ -249,6 +301,7 @@
           <w:ilvl w:val="1"/>
           <w:numId w:val="1"/>
         </w:numPr>
+        <w:spacing w:after="0" w:line="276" w:lineRule="auto"/>
         <w:rPr>
           <w:rFonts w:ascii="Roboto Mono" w:eastAsia="Roboto Mono" w:hAnsi="Roboto Mono" w:cs="Roboto Mono"/>
         </w:rPr>
@@ -272,6 +325,7 @@
           <w:ilvl w:val="1"/>
           <w:numId w:val="1"/>
         </w:numPr>
+        <w:spacing w:after="0" w:line="276" w:lineRule="auto"/>
         <w:rPr>
           <w:rFonts w:ascii="Roboto Mono" w:eastAsia="Roboto Mono" w:hAnsi="Roboto Mono" w:cs="Roboto Mono"/>
         </w:rPr>
@@ -295,6 +349,7 @@
           <w:ilvl w:val="0"/>
           <w:numId w:val="1"/>
         </w:numPr>
+        <w:spacing w:after="0" w:line="276" w:lineRule="auto"/>
         <w:rPr>
           <w:rFonts w:ascii="Roboto Mono" w:eastAsia="Roboto Mono" w:hAnsi="Roboto Mono" w:cs="Roboto Mono"/>
         </w:rPr>
@@ -320,6 +375,7 @@
           <w:ilvl w:val="1"/>
           <w:numId w:val="1"/>
         </w:numPr>
+        <w:spacing w:after="0" w:line="276" w:lineRule="auto"/>
         <w:rPr>
           <w:rFonts w:ascii="Roboto Mono" w:eastAsia="Roboto Mono" w:hAnsi="Roboto Mono" w:cs="Roboto Mono"/>
         </w:rPr>
@@ -343,6 +399,7 @@
           <w:ilvl w:val="0"/>
           <w:numId w:val="1"/>
         </w:numPr>
+        <w:spacing w:after="0" w:line="276" w:lineRule="auto"/>
         <w:rPr>
           <w:rFonts w:ascii="Roboto Mono" w:eastAsia="Roboto Mono" w:hAnsi="Roboto Mono" w:cs="Roboto Mono"/>
         </w:rPr>
@@ -368,6 +425,7 @@
           <w:ilvl w:val="1"/>
           <w:numId w:val="1"/>
         </w:numPr>
+        <w:spacing w:after="0" w:line="276" w:lineRule="auto"/>
       </w:pPr>
       <w:r>
         <w:rPr>
@@ -401,15 +459,15 @@
           <w:ilvl w:val="2"/>
           <w:numId w:val="1"/>
         </w:numPr>
-        <w:rPr>
-          <w:rFonts w:ascii="Roboto Mono" w:eastAsia="Roboto Mono" w:hAnsi="Roboto Mono" w:cs="Roboto Mono"/>
-        </w:rPr>
-      </w:pPr>
-      <w:r>
-        <w:rPr>
-          <w:rFonts w:ascii="Roboto Mono" w:eastAsia="Roboto Mono" w:hAnsi="Roboto Mono" w:cs="Roboto Mono"/>
-        </w:rPr>
-        <w:lastRenderedPageBreak/>
+        <w:spacing w:after="0" w:line="276" w:lineRule="auto"/>
+        <w:rPr>
+          <w:rFonts w:ascii="Roboto Mono" w:eastAsia="Roboto Mono" w:hAnsi="Roboto Mono" w:cs="Roboto Mono"/>
+        </w:rPr>
+      </w:pPr>
+      <w:r>
+        <w:rPr>
+          <w:rFonts w:ascii="Roboto Mono" w:eastAsia="Roboto Mono" w:hAnsi="Roboto Mono" w:cs="Roboto Mono"/>
+        </w:rPr>
         <w:t>Required test coverage achieved.</w:t>
       </w:r>
       <w:r>
@@ -425,6 +483,7 @@
           <w:ilvl w:val="2"/>
           <w:numId w:val="1"/>
         </w:numPr>
+        <w:spacing w:after="0" w:line="276" w:lineRule="auto"/>
         <w:rPr>
           <w:rFonts w:ascii="Roboto Mono" w:eastAsia="Roboto Mono" w:hAnsi="Roboto Mono" w:cs="Roboto Mono"/>
         </w:rPr>
@@ -448,6 +507,7 @@
           <w:ilvl w:val="2"/>
           <w:numId w:val="1"/>
         </w:numPr>
+        <w:spacing w:after="0" w:line="276" w:lineRule="auto"/>
         <w:rPr>
           <w:rFonts w:ascii="Roboto Mono" w:eastAsia="Roboto Mono" w:hAnsi="Roboto Mono" w:cs="Roboto Mono"/>
         </w:rPr>
@@ -471,6 +531,7 @@
           <w:ilvl w:val="0"/>
           <w:numId w:val="1"/>
         </w:numPr>
+        <w:spacing w:after="0" w:line="276" w:lineRule="auto"/>
         <w:rPr>
           <w:rFonts w:ascii="Roboto Mono" w:eastAsia="Roboto Mono" w:hAnsi="Roboto Mono" w:cs="Roboto Mono"/>
         </w:rPr>
@@ -496,6 +557,7 @@
           <w:ilvl w:val="1"/>
           <w:numId w:val="1"/>
         </w:numPr>
+        <w:spacing w:after="0" w:line="276" w:lineRule="auto"/>
       </w:pPr>
       <w:r>
         <w:rPr>
@@ -529,6 +591,7 @@
           <w:ilvl w:val="0"/>
           <w:numId w:val="1"/>
         </w:numPr>
+        <w:spacing w:after="0" w:line="276" w:lineRule="auto"/>
         <w:rPr>
           <w:rFonts w:ascii="Roboto Mono" w:eastAsia="Roboto Mono" w:hAnsi="Roboto Mono" w:cs="Roboto Mono"/>
         </w:rPr>
@@ -554,6 +617,7 @@
           <w:ilvl w:val="1"/>
           <w:numId w:val="1"/>
         </w:numPr>
+        <w:spacing w:after="0" w:line="276" w:lineRule="auto"/>
         <w:rPr>
           <w:rFonts w:ascii="Roboto Mono" w:eastAsia="Roboto Mono" w:hAnsi="Roboto Mono" w:cs="Roboto Mono"/>
         </w:rPr>
@@ -577,6 +641,7 @@
           <w:ilvl w:val="2"/>
           <w:numId w:val="1"/>
         </w:numPr>
+        <w:spacing w:after="0" w:line="276" w:lineRule="auto"/>
         <w:rPr>
           <w:rFonts w:ascii="Roboto Mono" w:eastAsia="Roboto Mono" w:hAnsi="Roboto Mono" w:cs="Roboto Mono"/>
         </w:rPr>
@@ -600,6 +665,7 @@
           <w:ilvl w:val="2"/>
           <w:numId w:val="1"/>
         </w:numPr>
+        <w:spacing w:after="0" w:line="276" w:lineRule="auto"/>
         <w:rPr>
           <w:rFonts w:ascii="Roboto Mono" w:eastAsia="Roboto Mono" w:hAnsi="Roboto Mono" w:cs="Roboto Mono"/>
         </w:rPr>
@@ -623,6 +689,7 @@
           <w:ilvl w:val="2"/>
           <w:numId w:val="1"/>
         </w:numPr>
+        <w:spacing w:after="0" w:line="276" w:lineRule="auto"/>
         <w:rPr>
           <w:rFonts w:ascii="Roboto Mono" w:eastAsia="Roboto Mono" w:hAnsi="Roboto Mono" w:cs="Roboto Mono"/>
         </w:rPr>
@@ -646,6 +713,7 @@
           <w:ilvl w:val="0"/>
           <w:numId w:val="1"/>
         </w:numPr>
+        <w:spacing w:after="0" w:line="276" w:lineRule="auto"/>
         <w:rPr>
           <w:rFonts w:ascii="Roboto Mono" w:eastAsia="Roboto Mono" w:hAnsi="Roboto Mono" w:cs="Roboto Mono"/>
         </w:rPr>
@@ -671,6 +739,7 @@
           <w:ilvl w:val="1"/>
           <w:numId w:val="1"/>
         </w:numPr>
+        <w:spacing w:after="0" w:line="276" w:lineRule="auto"/>
         <w:rPr>
           <w:rFonts w:ascii="Roboto Mono" w:eastAsia="Roboto Mono" w:hAnsi="Roboto Mono" w:cs="Roboto Mono"/>
         </w:rPr>
@@ -694,6 +763,7 @@
           <w:ilvl w:val="1"/>
           <w:numId w:val="1"/>
         </w:numPr>
+        <w:spacing w:after="0" w:line="276" w:lineRule="auto"/>
         <w:rPr>
           <w:rFonts w:ascii="Roboto Mono" w:eastAsia="Roboto Mono" w:hAnsi="Roboto Mono" w:cs="Roboto Mono"/>
         </w:rPr>
@@ -717,6 +787,7 @@
           <w:ilvl w:val="0"/>
           <w:numId w:val="1"/>
         </w:numPr>
+        <w:spacing w:after="0" w:line="276" w:lineRule="auto"/>
         <w:rPr>
           <w:rFonts w:ascii="Roboto Mono" w:eastAsia="Roboto Mono" w:hAnsi="Roboto Mono" w:cs="Roboto Mono"/>
         </w:rPr>
@@ -742,7 +813,7 @@
           <w:ilvl w:val="1"/>
           <w:numId w:val="1"/>
         </w:numPr>
-        <w:spacing w:after="240"/>
+        <w:spacing w:after="240" w:line="276" w:lineRule="auto"/>
         <w:rPr>
           <w:rFonts w:ascii="Roboto Mono" w:eastAsia="Roboto Mono" w:hAnsi="Roboto Mono" w:cs="Roboto Mono"/>
         </w:rPr>
@@ -762,7 +833,7 @@
     </w:p>
     <w:p>
       <w:r>
-        <w:pict w14:anchorId="7BF4F646">
+        <w:pict w14:anchorId="575DB118">
           <v:rect id="_x0000_i1026" style="width:0;height:1.5pt" o:hralign="center" o:hrstd="t" o:hr="t" fillcolor="#a0a0a0" stroked="f"/>
         </w:pict>
       </w:r>
@@ -786,51 +857,77 @@
       </w:pPr>
       <w:r>
         <w:rPr>
-          <w:b/>
-          <w:shd w:val="clear" w:color="auto" w:fill="B7B7B7"/>
-        </w:rPr>
-        <w:t># Source</w:t>
-      </w:r>
-      <w:r>
-        <w:rPr>
-          <w:shd w:val="clear" w:color="auto" w:fill="B7B7B7"/>
-        </w:rPr>
-        <w:t xml:space="preserve">: </w:t>
-      </w:r>
-      <w:r>
-        <w:rPr>
-          <w:b/>
-          <w:shd w:val="clear" w:color="auto" w:fill="B7B7B7"/>
-        </w:rPr>
-        <w:t xml:space="preserve">Chatgpt </w:t>
-      </w:r>
-      <w:r>
-        <w:rPr>
-          <w:b/>
-          <w:sz w:val="14"/>
-          <w:szCs w:val="14"/>
-          <w:shd w:val="clear" w:color="auto" w:fill="B7B7B7"/>
-        </w:rPr>
-        <w:t>(GPT</w:t>
-      </w:r>
-      <w:r>
-        <w:rPr>
-          <w:rFonts w:ascii="Cambria Math" w:hAnsi="Cambria Math" w:cs="Cambria Math"/>
-          <w:b/>
-          <w:sz w:val="14"/>
-          <w:szCs w:val="14"/>
-          <w:shd w:val="clear" w:color="auto" w:fill="B7B7B7"/>
+          <w:rFonts w:ascii="Arial" w:eastAsia="Arial" w:hAnsi="Arial" w:cs="Arial"/>
+          <w:b/>
+          <w:color w:val="000000"/>
+          <w:sz w:val="18"/>
+          <w:highlight w:val="lightGray"/>
+        </w:rPr>
+        <w:t># Source: AI Source: Provided by: [Data Path</w:t>
+      </w:r>
+      <w:r>
+        <w:rPr>
+          <w:rFonts w:ascii="Arial" w:eastAsia="Arial" w:hAnsi="Arial" w:cs="Arial"/>
+          <w:color w:val="000000"/>
+          <w:sz w:val="18"/>
+          <w:highlight w:val="lightGray"/>
+        </w:rPr>
+        <w:t xml:space="preserve">: Persons Table -&gt; ID Column: 1, Name_En Column: Motasem Essam] -&gt; </w:t>
+      </w:r>
+      <w:r>
+        <w:rPr>
+          <w:rFonts w:ascii="Arial" w:eastAsia="Arial" w:hAnsi="Arial" w:cs="Arial"/>
+          <w:b/>
+          <w:color w:val="000000"/>
+          <w:sz w:val="18"/>
+          <w:highlight w:val="lightGray"/>
+        </w:rPr>
+        <w:t>From:</w:t>
+      </w:r>
+      <w:r>
+        <w:rPr>
+          <w:rFonts w:ascii="Arial" w:eastAsia="Arial" w:hAnsi="Arial" w:cs="Arial"/>
+          <w:color w:val="000000"/>
+          <w:sz w:val="18"/>
+          <w:highlight w:val="lightGray"/>
+        </w:rPr>
+        <w:t xml:space="preserve"> [Chatgpt (GPT</w:t>
+      </w:r>
+      <w:r>
+        <w:rPr>
+          <w:rFonts w:ascii="Arial" w:eastAsia="Arial" w:hAnsi="Arial" w:cs="Cambria Math"/>
+          <w:color w:val="000000"/>
+          <w:sz w:val="18"/>
+          <w:highlight w:val="lightGray"/>
         </w:rPr>
         <w:t>‑</w:t>
       </w:r>
       <w:r>
         <w:rPr>
-          <w:b/>
-          <w:sz w:val="14"/>
-          <w:szCs w:val="14"/>
-          <w:shd w:val="clear" w:color="auto" w:fill="B7B7B7"/>
-        </w:rPr>
-        <w:t>5 Mini) at [8/18/2025]</w:t>
+          <w:rFonts w:ascii="Arial" w:eastAsia="Arial" w:hAnsi="Arial" w:cs="Arial"/>
+          <w:color w:val="000000"/>
+          <w:sz w:val="18"/>
+          <w:highlight w:val="lightGray"/>
+        </w:rPr>
+        <w:t xml:space="preserve">5 Mini)] </w:t>
+      </w:r>
+      <w:r>
+        <w:rPr>
+          <w:rFonts w:ascii="Arial" w:eastAsia="Arial" w:hAnsi="Arial" w:cs="Arial"/>
+          <w:b/>
+          <w:color w:val="000000"/>
+          <w:sz w:val="18"/>
+          <w:highlight w:val="lightGray"/>
+        </w:rPr>
+        <w:t>on</w:t>
+      </w:r>
+      <w:r>
+        <w:rPr>
+          <w:rFonts w:ascii="Arial" w:eastAsia="Arial" w:hAnsi="Arial"/>
+          <w:sz w:val="18"/>
+          <w:highlight w:val="lightGray"/>
+        </w:rPr>
+        <w:t xml:space="preserve"> [8/18/2025]</w:t>
       </w:r>
     </w:p>
     <w:p>
@@ -839,17 +936,16 @@
           <w:ilvl w:val="0"/>
           <w:numId w:val="2"/>
         </w:numPr>
-        <w:spacing w:before="240"/>
-        <w:rPr>
-          <w:rFonts w:ascii="Roboto Mono" w:eastAsia="Roboto Mono" w:hAnsi="Roboto Mono" w:cs="Roboto Mono"/>
-        </w:rPr>
-      </w:pPr>
-      <w:r>
-        <w:rPr>
-          <w:rFonts w:ascii="Roboto Mono" w:eastAsia="Roboto Mono" w:hAnsi="Roboto Mono" w:cs="Roboto Mono"/>
-          <w:b/>
-        </w:rPr>
-        <w:lastRenderedPageBreak/>
+        <w:spacing w:before="240" w:after="0" w:line="276" w:lineRule="auto"/>
+        <w:rPr>
+          <w:rFonts w:ascii="Roboto Mono" w:eastAsia="Roboto Mono" w:hAnsi="Roboto Mono" w:cs="Roboto Mono"/>
+        </w:rPr>
+      </w:pPr>
+      <w:r>
+        <w:rPr>
+          <w:rFonts w:ascii="Roboto Mono" w:eastAsia="Roboto Mono" w:hAnsi="Roboto Mono" w:cs="Roboto Mono"/>
+          <w:b/>
+        </w:rPr>
         <w:t>Exit Criteria:</w:t>
       </w:r>
       <w:r>
@@ -866,6 +962,7 @@
           <w:ilvl w:val="1"/>
           <w:numId w:val="2"/>
         </w:numPr>
+        <w:spacing w:after="0" w:line="276" w:lineRule="auto"/>
         <w:rPr>
           <w:rFonts w:ascii="Roboto Mono" w:eastAsia="Roboto Mono" w:hAnsi="Roboto Mono" w:cs="Roboto Mono"/>
         </w:rPr>
@@ -889,6 +986,7 @@
           <w:ilvl w:val="1"/>
           <w:numId w:val="2"/>
         </w:numPr>
+        <w:spacing w:after="0" w:line="276" w:lineRule="auto"/>
         <w:rPr>
           <w:rFonts w:ascii="Roboto Mono" w:eastAsia="Roboto Mono" w:hAnsi="Roboto Mono" w:cs="Roboto Mono"/>
         </w:rPr>
@@ -912,6 +1010,7 @@
           <w:ilvl w:val="1"/>
           <w:numId w:val="2"/>
         </w:numPr>
+        <w:spacing w:after="0" w:line="276" w:lineRule="auto"/>
         <w:rPr>
           <w:rFonts w:ascii="Roboto Mono" w:eastAsia="Roboto Mono" w:hAnsi="Roboto Mono" w:cs="Roboto Mono"/>
         </w:rPr>
@@ -935,6 +1034,7 @@
           <w:ilvl w:val="0"/>
           <w:numId w:val="2"/>
         </w:numPr>
+        <w:spacing w:after="0" w:line="276" w:lineRule="auto"/>
         <w:rPr>
           <w:rFonts w:ascii="Roboto Mono" w:eastAsia="Roboto Mono" w:hAnsi="Roboto Mono" w:cs="Roboto Mono"/>
         </w:rPr>
@@ -960,6 +1060,7 @@
           <w:ilvl w:val="1"/>
           <w:numId w:val="2"/>
         </w:numPr>
+        <w:spacing w:after="0" w:line="276" w:lineRule="auto"/>
         <w:rPr>
           <w:rFonts w:ascii="Roboto Mono" w:eastAsia="Roboto Mono" w:hAnsi="Roboto Mono" w:cs="Roboto Mono"/>
         </w:rPr>
@@ -983,6 +1084,7 @@
           <w:ilvl w:val="1"/>
           <w:numId w:val="2"/>
         </w:numPr>
+        <w:spacing w:after="0" w:line="276" w:lineRule="auto"/>
         <w:rPr>
           <w:rFonts w:ascii="Roboto Mono" w:eastAsia="Roboto Mono" w:hAnsi="Roboto Mono" w:cs="Roboto Mono"/>
         </w:rPr>
@@ -1006,6 +1108,7 @@
           <w:ilvl w:val="1"/>
           <w:numId w:val="2"/>
         </w:numPr>
+        <w:spacing w:after="0" w:line="276" w:lineRule="auto"/>
         <w:rPr>
           <w:rFonts w:ascii="Roboto Mono" w:eastAsia="Roboto Mono" w:hAnsi="Roboto Mono" w:cs="Roboto Mono"/>
         </w:rPr>
@@ -1029,6 +1132,7 @@
           <w:ilvl w:val="1"/>
           <w:numId w:val="2"/>
         </w:numPr>
+        <w:spacing w:after="0" w:line="276" w:lineRule="auto"/>
         <w:rPr>
           <w:rFonts w:ascii="Roboto Mono" w:eastAsia="Roboto Mono" w:hAnsi="Roboto Mono" w:cs="Roboto Mono"/>
         </w:rPr>
@@ -1052,7 +1156,7 @@
           <w:ilvl w:val="1"/>
           <w:numId w:val="2"/>
         </w:numPr>
-        <w:spacing w:after="240"/>
+        <w:spacing w:after="240" w:line="276" w:lineRule="auto"/>
         <w:rPr>
           <w:rFonts w:ascii="Roboto Mono" w:eastAsia="Roboto Mono" w:hAnsi="Roboto Mono" w:cs="Roboto Mono"/>
         </w:rPr>
@@ -1072,7 +1176,7 @@
     </w:p>
     <w:p>
       <w:r>
-        <w:pict w14:anchorId="7F98DF26">
+        <w:pict w14:anchorId="405FDAD5">
           <v:rect id="_x0000_i1027" style="width:0;height:1.5pt" o:hralign="center" o:hrstd="t" o:hr="t" fillcolor="#a0a0a0" stroked="f"/>
         </w:pict>
       </w:r>
@@ -1099,51 +1203,77 @@
       </w:pPr>
       <w:r>
         <w:rPr>
-          <w:b/>
-          <w:shd w:val="clear" w:color="auto" w:fill="B7B7B7"/>
-        </w:rPr>
-        <w:t># Source</w:t>
-      </w:r>
-      <w:r>
-        <w:rPr>
-          <w:shd w:val="clear" w:color="auto" w:fill="B7B7B7"/>
-        </w:rPr>
-        <w:t xml:space="preserve">: </w:t>
-      </w:r>
-      <w:r>
-        <w:rPr>
-          <w:b/>
-          <w:shd w:val="clear" w:color="auto" w:fill="B7B7B7"/>
-        </w:rPr>
-        <w:t xml:space="preserve">Chatgpt </w:t>
-      </w:r>
-      <w:r>
-        <w:rPr>
-          <w:b/>
-          <w:sz w:val="14"/>
-          <w:szCs w:val="14"/>
-          <w:shd w:val="clear" w:color="auto" w:fill="B7B7B7"/>
-        </w:rPr>
-        <w:t>(GPT</w:t>
-      </w:r>
-      <w:r>
-        <w:rPr>
-          <w:rFonts w:ascii="Cambria Math" w:hAnsi="Cambria Math" w:cs="Cambria Math"/>
-          <w:b/>
-          <w:sz w:val="14"/>
-          <w:szCs w:val="14"/>
-          <w:shd w:val="clear" w:color="auto" w:fill="B7B7B7"/>
+          <w:rFonts w:ascii="Arial" w:eastAsia="Arial" w:hAnsi="Arial" w:cs="Arial"/>
+          <w:b/>
+          <w:color w:val="000000"/>
+          <w:sz w:val="18"/>
+          <w:highlight w:val="lightGray"/>
+        </w:rPr>
+        <w:t># Source: AI Source: Provided by: [Data Path</w:t>
+      </w:r>
+      <w:r>
+        <w:rPr>
+          <w:rFonts w:ascii="Arial" w:eastAsia="Arial" w:hAnsi="Arial" w:cs="Arial"/>
+          <w:color w:val="000000"/>
+          <w:sz w:val="18"/>
+          <w:highlight w:val="lightGray"/>
+        </w:rPr>
+        <w:t xml:space="preserve">: Persons Table -&gt; ID Column: 1, Name_En Column: Motasem Essam] -&gt; </w:t>
+      </w:r>
+      <w:r>
+        <w:rPr>
+          <w:rFonts w:ascii="Arial" w:eastAsia="Arial" w:hAnsi="Arial" w:cs="Arial"/>
+          <w:b/>
+          <w:color w:val="000000"/>
+          <w:sz w:val="18"/>
+          <w:highlight w:val="lightGray"/>
+        </w:rPr>
+        <w:t>From:</w:t>
+      </w:r>
+      <w:r>
+        <w:rPr>
+          <w:rFonts w:ascii="Arial" w:eastAsia="Arial" w:hAnsi="Arial" w:cs="Arial"/>
+          <w:color w:val="000000"/>
+          <w:sz w:val="18"/>
+          <w:highlight w:val="lightGray"/>
+        </w:rPr>
+        <w:t xml:space="preserve"> [Chatgpt (GPT</w:t>
+      </w:r>
+      <w:r>
+        <w:rPr>
+          <w:rFonts w:ascii="Arial" w:eastAsia="Arial" w:hAnsi="Arial" w:cs="Cambria Math"/>
+          <w:color w:val="000000"/>
+          <w:sz w:val="18"/>
+          <w:highlight w:val="lightGray"/>
         </w:rPr>
         <w:t>‑</w:t>
       </w:r>
       <w:r>
         <w:rPr>
-          <w:b/>
-          <w:sz w:val="14"/>
-          <w:szCs w:val="14"/>
-          <w:shd w:val="clear" w:color="auto" w:fill="B7B7B7"/>
-        </w:rPr>
-        <w:t>5 Mini) at [8/18/2025]</w:t>
+          <w:rFonts w:ascii="Arial" w:eastAsia="Arial" w:hAnsi="Arial" w:cs="Arial"/>
+          <w:color w:val="000000"/>
+          <w:sz w:val="18"/>
+          <w:highlight w:val="lightGray"/>
+        </w:rPr>
+        <w:t xml:space="preserve">5 Mini)] </w:t>
+      </w:r>
+      <w:r>
+        <w:rPr>
+          <w:rFonts w:ascii="Arial" w:eastAsia="Arial" w:hAnsi="Arial" w:cs="Arial"/>
+          <w:b/>
+          <w:color w:val="000000"/>
+          <w:sz w:val="18"/>
+          <w:highlight w:val="lightGray"/>
+        </w:rPr>
+        <w:t>on</w:t>
+      </w:r>
+      <w:r>
+        <w:rPr>
+          <w:rFonts w:ascii="Arial" w:eastAsia="Arial" w:hAnsi="Arial"/>
+          <w:sz w:val="18"/>
+          <w:highlight w:val="lightGray"/>
+        </w:rPr>
+        <w:t xml:space="preserve"> [8/18/2025]</w:t>
       </w:r>
     </w:p>
     <w:p>
@@ -1152,7 +1282,7 @@
           <w:ilvl w:val="0"/>
           <w:numId w:val="3"/>
         </w:numPr>
-        <w:spacing w:before="240"/>
+        <w:spacing w:before="240" w:after="0" w:line="276" w:lineRule="auto"/>
       </w:pPr>
       <w:r>
         <w:rPr>
@@ -1186,6 +1316,7 @@
           <w:ilvl w:val="0"/>
           <w:numId w:val="3"/>
         </w:numPr>
+        <w:spacing w:after="0" w:line="276" w:lineRule="auto"/>
       </w:pPr>
       <w:r>
         <w:rPr>
@@ -1219,6 +1350,7 @@
           <w:ilvl w:val="0"/>
           <w:numId w:val="3"/>
         </w:numPr>
+        <w:spacing w:after="0" w:line="276" w:lineRule="auto"/>
       </w:pPr>
       <w:r>
         <w:rPr>
@@ -1252,7 +1384,7 @@
           <w:ilvl w:val="0"/>
           <w:numId w:val="3"/>
         </w:numPr>
-        <w:spacing w:after="240"/>
+        <w:spacing w:after="240" w:line="276" w:lineRule="auto"/>
       </w:pPr>
       <w:r>
         <w:rPr>
@@ -1282,8 +1414,7 @@
     </w:p>
     <w:p>
       <w:r>
-        <w:lastRenderedPageBreak/>
-        <w:pict w14:anchorId="26B5C199">
+        <w:pict w14:anchorId="385AF38C">
           <v:rect id="_x0000_i1028" style="width:0;height:1.5pt" o:hralign="center" o:hrstd="t" o:hr="t" fillcolor="#a0a0a0" stroked="f"/>
         </w:pict>
       </w:r>
@@ -1319,18 +1450,19 @@
     </w:p>
     <w:p>
       <w:r>
-        <w:pict w14:anchorId="25D0C9C0">
+        <w:pict w14:anchorId="143E175B">
           <v:rect id="_x0000_i1029" style="width:0;height:1.5pt" o:hralign="center" o:hrstd="t" o:hr="t" fillcolor="#a0a0a0" stroked="f"/>
         </w:pict>
       </w:r>
     </w:p>
+    <w:p/>
     <w:p/>
     <w:p/>
     <w:sectPr>
       <w:pgSz w:w="12240" w:h="15840"/>
       <w:pgMar w:top="1440" w:right="1440" w:bottom="1440" w:left="1440" w:header="720" w:footer="720" w:gutter="0"/>
-      <w:pgNumType w:start="1"/>
       <w:cols w:space="720"/>
+      <w:docGrid w:linePitch="360"/>
     </w:sectPr>
   </w:body>
 </w:document>
@@ -2089,18 +2221,6 @@
   <w:style w:type="paragraph" w:default="1" w:styleId="Normal">
     <w:name w:val="Normal"/>
     <w:qFormat/>
-    <w:rsid w:val="00805EC6"/>
-    <w:pPr>
-      <w:spacing w:after="0" w:line="276" w:lineRule="auto"/>
-    </w:pPr>
-    <w:rPr>
-      <w:rFonts w:ascii="Arial" w:eastAsia="Arial" w:hAnsi="Arial" w:cs="Arial"/>
-      <w:kern w:val="0"/>
-      <w:sz w:val="22"/>
-      <w:szCs w:val="22"/>
-      <w:lang w:val="en"/>
-      <w14:ligatures w14:val="none"/>
-    </w:rPr>
   </w:style>
   <w:style w:type="paragraph" w:styleId="Heading1">
     <w:name w:val="heading 1"/>
@@ -2109,7 +2229,7 @@
     <w:link w:val="Heading1Char"/>
     <w:uiPriority w:val="9"/>
     <w:qFormat/>
-    <w:rsid w:val="00CA4167"/>
+    <w:rsid w:val="008E61D0"/>
     <w:pPr>
       <w:keepNext/>
       <w:keepLines/>
@@ -2131,7 +2251,7 @@
     <w:uiPriority w:val="9"/>
     <w:unhideWhenUsed/>
     <w:qFormat/>
-    <w:rsid w:val="00CA4167"/>
+    <w:rsid w:val="008E61D0"/>
     <w:pPr>
       <w:keepNext/>
       <w:keepLines/>
@@ -2154,7 +2274,7 @@
     <w:semiHidden/>
     <w:unhideWhenUsed/>
     <w:qFormat/>
-    <w:rsid w:val="00CA4167"/>
+    <w:rsid w:val="008E61D0"/>
     <w:pPr>
       <w:keepNext/>
       <w:keepLines/>
@@ -2177,7 +2297,7 @@
     <w:semiHidden/>
     <w:unhideWhenUsed/>
     <w:qFormat/>
-    <w:rsid w:val="00CA4167"/>
+    <w:rsid w:val="008E61D0"/>
     <w:pPr>
       <w:keepNext/>
       <w:keepLines/>
@@ -2200,7 +2320,7 @@
     <w:semiHidden/>
     <w:unhideWhenUsed/>
     <w:qFormat/>
-    <w:rsid w:val="00CA4167"/>
+    <w:rsid w:val="008E61D0"/>
     <w:pPr>
       <w:keepNext/>
       <w:keepLines/>
@@ -2221,11 +2341,11 @@
     <w:semiHidden/>
     <w:unhideWhenUsed/>
     <w:qFormat/>
-    <w:rsid w:val="00CA4167"/>
+    <w:rsid w:val="008E61D0"/>
     <w:pPr>
       <w:keepNext/>
       <w:keepLines/>
-      <w:spacing w:before="40"/>
+      <w:spacing w:before="40" w:after="0"/>
       <w:outlineLvl w:val="5"/>
     </w:pPr>
     <w:rPr>
@@ -2244,11 +2364,11 @@
     <w:semiHidden/>
     <w:unhideWhenUsed/>
     <w:qFormat/>
-    <w:rsid w:val="00CA4167"/>
+    <w:rsid w:val="008E61D0"/>
     <w:pPr>
       <w:keepNext/>
       <w:keepLines/>
-      <w:spacing w:before="40"/>
+      <w:spacing w:before="40" w:after="0"/>
       <w:outlineLvl w:val="6"/>
     </w:pPr>
     <w:rPr>
@@ -2265,10 +2385,11 @@
     <w:semiHidden/>
     <w:unhideWhenUsed/>
     <w:qFormat/>
-    <w:rsid w:val="00CA4167"/>
+    <w:rsid w:val="008E61D0"/>
     <w:pPr>
       <w:keepNext/>
       <w:keepLines/>
+      <w:spacing w:after="0"/>
       <w:outlineLvl w:val="7"/>
     </w:pPr>
     <w:rPr>
@@ -2287,10 +2408,11 @@
     <w:semiHidden/>
     <w:unhideWhenUsed/>
     <w:qFormat/>
-    <w:rsid w:val="00CA4167"/>
+    <w:rsid w:val="008E61D0"/>
     <w:pPr>
       <w:keepNext/>
       <w:keepLines/>
+      <w:spacing w:after="0"/>
       <w:outlineLvl w:val="8"/>
     </w:pPr>
     <w:rPr>
@@ -2330,7 +2452,7 @@
     <w:basedOn w:val="DefaultParagraphFont"/>
     <w:link w:val="Heading1"/>
     <w:uiPriority w:val="9"/>
-    <w:rsid w:val="00CA4167"/>
+    <w:rsid w:val="008E61D0"/>
     <w:rPr>
       <w:rFonts w:asciiTheme="majorHAnsi" w:eastAsiaTheme="majorEastAsia" w:hAnsiTheme="majorHAnsi" w:cstheme="majorBidi"/>
       <w:color w:val="2F5496" w:themeColor="accent1" w:themeShade="BF"/>
@@ -2343,7 +2465,7 @@
     <w:basedOn w:val="DefaultParagraphFont"/>
     <w:link w:val="Heading2"/>
     <w:uiPriority w:val="9"/>
-    <w:rsid w:val="00CA4167"/>
+    <w:rsid w:val="008E61D0"/>
     <w:rPr>
       <w:rFonts w:asciiTheme="majorHAnsi" w:eastAsiaTheme="majorEastAsia" w:hAnsiTheme="majorHAnsi" w:cstheme="majorBidi"/>
       <w:color w:val="2F5496" w:themeColor="accent1" w:themeShade="BF"/>
@@ -2357,7 +2479,7 @@
     <w:link w:val="Heading3"/>
     <w:uiPriority w:val="9"/>
     <w:semiHidden/>
-    <w:rsid w:val="00CA4167"/>
+    <w:rsid w:val="008E61D0"/>
     <w:rPr>
       <w:rFonts w:eastAsiaTheme="majorEastAsia" w:cstheme="majorBidi"/>
       <w:color w:val="2F5496" w:themeColor="accent1" w:themeShade="BF"/>
@@ -2371,7 +2493,7 @@
     <w:link w:val="Heading4"/>
     <w:uiPriority w:val="9"/>
     <w:semiHidden/>
-    <w:rsid w:val="00CA4167"/>
+    <w:rsid w:val="008E61D0"/>
     <w:rPr>
       <w:rFonts w:eastAsiaTheme="majorEastAsia" w:cstheme="majorBidi"/>
       <w:i/>
@@ -2385,7 +2507,7 @@
     <w:link w:val="Heading5"/>
     <w:uiPriority w:val="9"/>
     <w:semiHidden/>
-    <w:rsid w:val="00CA4167"/>
+    <w:rsid w:val="008E61D0"/>
     <w:rPr>
       <w:rFonts w:eastAsiaTheme="majorEastAsia" w:cstheme="majorBidi"/>
       <w:color w:val="2F5496" w:themeColor="accent1" w:themeShade="BF"/>
@@ -2397,7 +2519,7 @@
     <w:link w:val="Heading6"/>
     <w:uiPriority w:val="9"/>
     <w:semiHidden/>
-    <w:rsid w:val="00CA4167"/>
+    <w:rsid w:val="008E61D0"/>
     <w:rPr>
       <w:rFonts w:eastAsiaTheme="majorEastAsia" w:cstheme="majorBidi"/>
       <w:i/>
@@ -2411,7 +2533,7 @@
     <w:link w:val="Heading7"/>
     <w:uiPriority w:val="9"/>
     <w:semiHidden/>
-    <w:rsid w:val="00CA4167"/>
+    <w:rsid w:val="008E61D0"/>
     <w:rPr>
       <w:rFonts w:eastAsiaTheme="majorEastAsia" w:cstheme="majorBidi"/>
       <w:color w:val="595959" w:themeColor="text1" w:themeTint="A6"/>
@@ -2423,7 +2545,7 @@
     <w:link w:val="Heading8"/>
     <w:uiPriority w:val="9"/>
     <w:semiHidden/>
-    <w:rsid w:val="00CA4167"/>
+    <w:rsid w:val="008E61D0"/>
     <w:rPr>
       <w:rFonts w:eastAsiaTheme="majorEastAsia" w:cstheme="majorBidi"/>
       <w:i/>
@@ -2437,7 +2559,7 @@
     <w:link w:val="Heading9"/>
     <w:uiPriority w:val="9"/>
     <w:semiHidden/>
-    <w:rsid w:val="00CA4167"/>
+    <w:rsid w:val="008E61D0"/>
     <w:rPr>
       <w:rFonts w:eastAsiaTheme="majorEastAsia" w:cstheme="majorBidi"/>
       <w:color w:val="272727" w:themeColor="text1" w:themeTint="D8"/>
@@ -2450,7 +2572,7 @@
     <w:link w:val="TitleChar"/>
     <w:uiPriority w:val="10"/>
     <w:qFormat/>
-    <w:rsid w:val="00CA4167"/>
+    <w:rsid w:val="008E61D0"/>
     <w:pPr>
       <w:spacing w:after="80" w:line="240" w:lineRule="auto"/>
       <w:contextualSpacing/>
@@ -2468,7 +2590,7 @@
     <w:basedOn w:val="DefaultParagraphFont"/>
     <w:link w:val="Title"/>
     <w:uiPriority w:val="10"/>
-    <w:rsid w:val="00CA4167"/>
+    <w:rsid w:val="008E61D0"/>
     <w:rPr>
       <w:rFonts w:asciiTheme="majorHAnsi" w:eastAsiaTheme="majorEastAsia" w:hAnsiTheme="majorHAnsi" w:cstheme="majorBidi"/>
       <w:spacing w:val="-10"/>
@@ -2484,7 +2606,7 @@
     <w:link w:val="SubtitleChar"/>
     <w:uiPriority w:val="11"/>
     <w:qFormat/>
-    <w:rsid w:val="00CA4167"/>
+    <w:rsid w:val="008E61D0"/>
     <w:pPr>
       <w:numPr>
         <w:ilvl w:val="1"/>
@@ -2503,7 +2625,7 @@
     <w:basedOn w:val="DefaultParagraphFont"/>
     <w:link w:val="Subtitle"/>
     <w:uiPriority w:val="11"/>
-    <w:rsid w:val="00CA4167"/>
+    <w:rsid w:val="008E61D0"/>
     <w:rPr>
       <w:rFonts w:eastAsiaTheme="majorEastAsia" w:cstheme="majorBidi"/>
       <w:color w:val="595959" w:themeColor="text1" w:themeTint="A6"/>
@@ -2519,7 +2641,7 @@
     <w:link w:val="QuoteChar"/>
     <w:uiPriority w:val="29"/>
     <w:qFormat/>
-    <w:rsid w:val="00CA4167"/>
+    <w:rsid w:val="008E61D0"/>
     <w:pPr>
       <w:spacing w:before="160"/>
       <w:jc w:val="center"/>
@@ -2535,7 +2657,7 @@
     <w:basedOn w:val="DefaultParagraphFont"/>
     <w:link w:val="Quote"/>
     <w:uiPriority w:val="29"/>
-    <w:rsid w:val="00CA4167"/>
+    <w:rsid w:val="008E61D0"/>
     <w:rPr>
       <w:i/>
       <w:iCs/>
@@ -2547,7 +2669,7 @@
     <w:basedOn w:val="Normal"/>
     <w:uiPriority w:val="34"/>
     <w:qFormat/>
-    <w:rsid w:val="00CA4167"/>
+    <w:rsid w:val="008E61D0"/>
     <w:pPr>
       <w:ind w:left="720"/>
       <w:contextualSpacing/>
@@ -2558,7 +2680,7 @@
     <w:basedOn w:val="DefaultParagraphFont"/>
     <w:uiPriority w:val="21"/>
     <w:qFormat/>
-    <w:rsid w:val="00CA4167"/>
+    <w:rsid w:val="008E61D0"/>
     <w:rPr>
       <w:i/>
       <w:iCs/>
@@ -2572,7 +2694,7 @@
     <w:link w:val="IntenseQuoteChar"/>
     <w:uiPriority w:val="30"/>
     <w:qFormat/>
-    <w:rsid w:val="00CA4167"/>
+    <w:rsid w:val="008E61D0"/>
     <w:pPr>
       <w:pBdr>
         <w:top w:val="single" w:sz="4" w:space="10" w:color="2F5496" w:themeColor="accent1" w:themeShade="BF"/>
@@ -2593,7 +2715,7 @@
     <w:basedOn w:val="DefaultParagraphFont"/>
     <w:link w:val="IntenseQuote"/>
     <w:uiPriority w:val="30"/>
-    <w:rsid w:val="00CA4167"/>
+    <w:rsid w:val="008E61D0"/>
     <w:rPr>
       <w:i/>
       <w:iCs/>
@@ -2605,7 +2727,7 @@
     <w:basedOn w:val="DefaultParagraphFont"/>
     <w:uiPriority w:val="32"/>
     <w:qFormat/>
-    <w:rsid w:val="00CA4167"/>
+    <w:rsid w:val="008E61D0"/>
     <w:rPr>
       <w:b/>
       <w:bCs/>
